--- a/交付成果/第三轮修订版/第三轮4周版/读书会20_从凡夫到圣者道果与涅槃_4周资料包（第三版修订）/Word版/第2周_一来·不还与阿拉汉果_主持人版.docx
+++ b/交付成果/第三轮修订版/第三轮4周版/读书会20_从凡夫到圣者道果与涅槃_4周资料包（第三版修订）/Word版/第2周_一来·不还与阿拉汉果_主持人版.docx
@@ -13134,6 +13134,114 @@
           <w:b w:val="0"/>
         </w:rPr>
         <w:t>&lt;!--EXT_READ--&gt;</w:t>
+      </w:r>
+    </w:p>
+    <w:p>
+      <w:r>
+        <w:rPr>
+          <w:b/>
+          <w:color w:val="1F3864"/>
+          <w:sz w:val="26"/>
+        </w:rPr>
+        <w:t>🖼 课件原图（源 PDF 渲染·供投屏）</w:t>
+      </w:r>
+    </w:p>
+    <w:p>
+      <w:pPr>
+        <w:ind w:left="170"/>
+        <w:pBdr>
+          <w:left w:val="single" w:sz="18" w:space="4" w:color="1F3864"/>
+        </w:pBdr>
+        <w:shd w:val="clear" w:fill="F2F5FA"/>
+      </w:pPr>
+      <w:r>
+        <w:rPr>
+          <w:b w:val="0"/>
+        </w:rPr>
+        <w:t>下列图片为正文标注「图形页／无法逐字提取／图版」处对应的</w:t>
+      </w:r>
+      <w:r>
+        <w:rPr>
+          <w:b/>
+        </w:rPr>
+        <w:t>源课件整页渲染</w:t>
+      </w:r>
+      <w:r>
+        <w:rPr>
+          <w:b w:val="0"/>
+        </w:rPr>
+        <w:t>（自知识库媒体导出后 pymupdf 渲染，最大宽约 1200px），供投屏或板书对照；每页标注源材料与页码。《共读原文》文字一字未改。</w:t>
+      </w:r>
+    </w:p>
+    <w:p>
+      <w:r>
+        <w:rPr>
+          <w:b/>
+        </w:rPr>
+        <w:t>拼版总图（整册缩略·目视定位用）</w:t>
+      </w:r>
+    </w:p>
+    <w:p>
+      <w:pPr>
+        <w:pStyle w:val="ListBullet"/>
+      </w:pPr>
+      <w:r>
+        <w:rPr>
+          <w:b w:val="0"/>
+        </w:rPr>
+        <w:t>《佛陀與佛法》：![拼版总图·《佛陀與佛法》](课件原图/拼版_ebcdf08b.png)</w:t>
+      </w:r>
+    </w:p>
+    <w:p>
+      <w:pPr>
+        <w:pStyle w:val="ListBullet"/>
+      </w:pPr>
+      <w:r>
+        <w:rPr>
+          <w:b w:val="0"/>
+        </w:rPr>
+        <w:t>《上座部佛教與止觀》：![拼版总图·《上座部佛教與止觀》](课件原图/拼版_dfa4934c.png)</w:t>
+      </w:r>
+    </w:p>
+    <w:p>
+      <w:r>
+        <w:rPr>
+          <w:b/>
+        </w:rPr>
+        <w:t>图形页（目视定位所得）</w:t>
+      </w:r>
+    </w:p>
+    <w:p>
+      <w:pPr>
+        <w:pStyle w:val="ListBullet"/>
+      </w:pPr>
+      <w:r>
+        <w:rPr>
+          <w:b w:val="0"/>
+        </w:rPr>
+        <w:t>《佛陀與佛法》第1页（封面·佛陀坐像插图）：![课件原图·《佛陀與佛法》·第1页](课件原图/课件原图_ebcdf08b_p01.png)</w:t>
+      </w:r>
+    </w:p>
+    <w:p>
+      <w:pPr>
+        <w:pStyle w:val="ListBullet"/>
+      </w:pPr>
+      <w:r>
+        <w:rPr>
+          <w:b w:val="0"/>
+        </w:rPr>
+        <w:t>《佛陀與佛法》第13页（释迦族世系家谱（结构图））：![课件原图·《佛陀與佛法》·第13页](课件原图/课件原图_ebcdf08b_p13.png)</w:t>
+      </w:r>
+    </w:p>
+    <w:p>
+      <w:pPr>
+        <w:pStyle w:val="ListBullet"/>
+      </w:pPr>
+      <w:r>
+        <w:rPr>
+          <w:b w:val="0"/>
+        </w:rPr>
+        <w:t>《上座部佛教與止觀》第31页（三学·七清净·十六观智对照表）：![课件原图·《上座部佛教與止觀》·第31页](课件原图/课件原图_dfa4934c_p31.png)</w:t>
       </w:r>
     </w:p>
     <w:sectPr>

--- a/交付成果/第三轮修订版/第三轮4周版/读书会20_从凡夫到圣者道果与涅槃_4周资料包（第三版修订）/Word版/第2周_一来·不还与阿拉汉果_主持人版.docx
+++ b/交付成果/第三轮修订版/第三轮4周版/读书会20_从凡夫到圣者道果与涅槃_4周资料包（第三版修订）/Word版/第2周_一来·不还与阿拉汉果_主持人版.docx
@@ -13189,7 +13189,7 @@
         <w:rPr>
           <w:b w:val="0"/>
         </w:rPr>
-        <w:t>《佛陀與佛法》：![拼版总图·《佛陀與佛法》](课件原图/拼版_ebcdf08b.png)</w:t>
+        <w:t>《佛陀與佛法》：![拼版总图·《佛陀與佛法》](课件原图/拼版_ebcdf08b.jpg)</w:t>
       </w:r>
     </w:p>
     <w:p>
@@ -13200,7 +13200,7 @@
         <w:rPr>
           <w:b w:val="0"/>
         </w:rPr>
-        <w:t>《上座部佛教與止觀》：![拼版总图·《上座部佛教與止觀》](课件原图/拼版_dfa4934c.png)</w:t>
+        <w:t>《上座部佛教與止觀》：![拼版总图·《上座部佛教與止觀》](课件原图/拼版_dfa4934c.jpg)</w:t>
       </w:r>
     </w:p>
     <w:p>
@@ -13219,7 +13219,7 @@
         <w:rPr>
           <w:b w:val="0"/>
         </w:rPr>
-        <w:t>《佛陀與佛法》第1页（封面·佛陀坐像插图）：![课件原图·《佛陀與佛法》·第1页](课件原图/课件原图_ebcdf08b_p01.png)</w:t>
+        <w:t>《佛陀與佛法》第1页（封面·佛陀坐像插图）：![课件原图·《佛陀與佛法》·第1页](课件原图/课件原图_ebcdf08b_p01.jpg)</w:t>
       </w:r>
     </w:p>
     <w:p>
@@ -13230,7 +13230,7 @@
         <w:rPr>
           <w:b w:val="0"/>
         </w:rPr>
-        <w:t>《佛陀與佛法》第13页（释迦族世系家谱（结构图））：![课件原图·《佛陀與佛法》·第13页](课件原图/课件原图_ebcdf08b_p13.png)</w:t>
+        <w:t>《佛陀與佛法》第13页（释迦族世系家谱（结构图））：![课件原图·《佛陀與佛法》·第13页](课件原图/课件原图_ebcdf08b_p13.jpg)</w:t>
       </w:r>
     </w:p>
     <w:p>
@@ -13241,7 +13241,7 @@
         <w:rPr>
           <w:b w:val="0"/>
         </w:rPr>
-        <w:t>《上座部佛教與止觀》第31页（三学·七清净·十六观智对照表）：![课件原图·《上座部佛教與止觀》·第31页](课件原图/课件原图_dfa4934c_p31.png)</w:t>
+        <w:t>《上座部佛教與止觀》第31页（三学·七清净·十六观智对照表）：![课件原图·《上座部佛教與止觀》·第31页](课件原图/课件原图_dfa4934c_p31.jpg)</w:t>
       </w:r>
     </w:p>
     <w:sectPr>
